--- a/t21_s1.docx
+++ b/t21_s1.docx
@@ -3,2168 +3,998 @@
 <w:document xmlns:wpc="http://schemas.microsoft.com/office/word/2010/wordprocessingCanvas" xmlns:mo="http://schemas.microsoft.com/office/mac/office/2008/main" xmlns:mc="http://schemas.openxmlformats.org/markup-compatibility/2006" xmlns:mv="urn:schemas-microsoft-com:mac:vml" xmlns:o="urn:schemas-microsoft-com:office:office" xmlns:r="http://schemas.openxmlformats.org/officeDocument/2006/relationships" xmlns:m="http://schemas.openxmlformats.org/officeDocument/2006/math" xmlns:v="urn:schemas-microsoft-com:vml" xmlns:wp14="http://schemas.microsoft.com/office/word/2010/wordprocessingDrawing" xmlns:wp="http://schemas.openxmlformats.org/drawingml/2006/wordprocessingDrawing" xmlns:w10="urn:schemas-microsoft-com:office:word" xmlns:w="http://schemas.openxmlformats.org/wordprocessingml/2006/main" xmlns:w14="http://schemas.microsoft.com/office/word/2010/wordml" xmlns:wpg="http://schemas.microsoft.com/office/word/2010/wordprocessingGroup" xmlns:wpi="http://schemas.microsoft.com/office/word/2010/wordprocessingInk" xmlns:wne="http://schemas.microsoft.com/office/word/2006/wordml" xmlns:wps="http://schemas.microsoft.com/office/word/2010/wordprocessingShape" mc:Ignorable="w14 wp14">
   <w:body>
     <w:p>
-      <w:pPr>
-        <w:spacing w:after="20" w:before="120"/>
-      </w:pPr>
       <w:r>
-        <w:rPr>
-          <w:b/>
-          <w:sz w:val="22"/>
-        </w:rPr>
-        <w:t>Question: The Hable test is used to assess the potency of which vaccine?</w:t>
+        <w:t xml:space="preserve">Question: The normal serum phosphorus level is:</w:t>
       </w:r>
     </w:p>
     <w:p>
-      <w:pPr>
-        <w:spacing w:after="0" w:before="0"/>
-      </w:pPr>
       <w:r>
-        <w:rPr>
-          <w:b w:val="0"/>
-          <w:sz w:val="22"/>
-        </w:rPr>
-        <w:t>(a) BCG</w:t>
+        <w:t xml:space="preserve">(a) 2.5–4.5 mg/dL</w:t>
       </w:r>
     </w:p>
     <w:p>
-      <w:pPr>
-        <w:spacing w:after="0" w:before="0"/>
-      </w:pPr>
       <w:r>
-        <w:rPr>
-          <w:b w:val="0"/>
-          <w:sz w:val="22"/>
-        </w:rPr>
-        <w:t>(b) Measles</w:t>
+        <w:t xml:space="preserve">(b) 0.5–1.5 mg/dL</w:t>
       </w:r>
     </w:p>
     <w:p>
-      <w:pPr>
-        <w:spacing w:after="0" w:before="0"/>
-      </w:pPr>
       <w:r>
-        <w:rPr>
-          <w:b w:val="0"/>
-          <w:sz w:val="22"/>
-        </w:rPr>
-        <w:t>(c) OPV</w:t>
+        <w:t xml:space="preserve">(c) 6–8 mg/dL</w:t>
       </w:r>
     </w:p>
     <w:p>
-      <w:pPr>
-        <w:spacing w:after="0" w:before="0"/>
-      </w:pPr>
       <w:r>
-        <w:rPr>
-          <w:b w:val="0"/>
-          <w:sz w:val="22"/>
-        </w:rPr>
-        <w:t>(d) DPT</w:t>
+        <w:t xml:space="preserve">(d) 10–12 mg/dL</w:t>
       </w:r>
     </w:p>
     <w:p>
-      <w:pPr>
-        <w:spacing w:after="0" w:before="40"/>
-      </w:pPr>
       <w:r>
-        <w:rPr>
-          <w:b/>
-          <w:sz w:val="22"/>
-        </w:rPr>
-        <w:t>Answer: a</w:t>
+        <w:t xml:space="preserve">Answer: a</w:t>
       </w:r>
     </w:p>
     <w:p>
-      <w:pPr>
-        <w:spacing w:after="0" w:before="0"/>
-      </w:pPr>
       <w:r>
-        <w:rPr>
-          <w:b w:val="0"/>
-          <w:sz w:val="21"/>
-        </w:rPr>
-        <w:t>Solution: The Hable (and modified Hable) test assesses the potency of BCG vaccine by counting viable bacilli; the shake test checks freeze-dried vaccine potency after reconstitution.</w:t>
+        <w:t xml:space="preserve">Solution: Normal phosphorus is 2.5–4.5 mg/dL. Hyperphosphatemia occurs in renal failure; hypophosphatemia in malnutrition and refeeding. Phosphorus is essential for bone, ATP, and cell membranes.</w:t>
       </w:r>
     </w:p>
     <w:p>
-      <w:pPr>
-        <w:spacing w:after="0" w:before="0"/>
-      </w:pPr>
       <w:r>
-        <w:rPr>
-          <w:b w:val="0"/>
-          <w:sz w:val="20"/>
-        </w:rPr>
-        <w:t>Positive Marks: 1</w:t>
+        <w:t xml:space="preserve">Positive Marks: 1</w:t>
       </w:r>
     </w:p>
     <w:p>
-      <w:pPr>
-        <w:spacing w:after="160" w:before="0"/>
-      </w:pPr>
       <w:r>
-        <w:rPr>
-          <w:b w:val="0"/>
-          <w:sz w:val="20"/>
-        </w:rPr>
-        <w:t>Negative Marks: 0.25</w:t>
+        <w:t xml:space="preserve">Negative Marks: 0.25</w:t>
       </w:r>
     </w:p>
     <w:p>
-      <w:pPr>
-        <w:spacing w:after="20" w:before="120"/>
-      </w:pPr>
       <w:r>
-        <w:rPr>
-          <w:b/>
-          <w:sz w:val="22"/>
-        </w:rPr>
-        <w:t>Question: Following patient death, the subjective emotional and psychological process experienced by surviving loved ones is called</w:t>
+        <w:t xml:space="preserve"/>
       </w:r>
     </w:p>
     <w:p>
-      <w:pPr>
-        <w:spacing w:after="0" w:before="0"/>
-      </w:pPr>
       <w:r>
-        <w:rPr>
-          <w:b w:val="0"/>
-          <w:sz w:val="22"/>
-        </w:rPr>
-        <w:t>(a) Bereavement</w:t>
+        <w:t xml:space="preserve">Question: The nurse is changing a dressing on a surgical wound. Which action maintains asepsis?</w:t>
       </w:r>
     </w:p>
     <w:p>
-      <w:pPr>
-        <w:spacing w:after="0" w:before="0"/>
-      </w:pPr>
       <w:r>
-        <w:rPr>
-          <w:b w:val="0"/>
-          <w:sz w:val="22"/>
-        </w:rPr>
-        <w:t>(b) Grief</w:t>
+        <w:t xml:space="preserve">(a) Clean the wound from the center outward using a sterile technique</w:t>
       </w:r>
     </w:p>
     <w:p>
-      <w:pPr>
-        <w:spacing w:after="0" w:before="0"/>
-      </w:pPr>
       <w:r>
-        <w:rPr>
-          <w:b w:val="0"/>
-          <w:sz w:val="22"/>
-        </w:rPr>
-        <w:t>(c) Mourning</w:t>
+        <w:t xml:space="preserve">(b) Clean from the outside toward the center</w:t>
       </w:r>
     </w:p>
     <w:p>
-      <w:pPr>
-        <w:spacing w:after="0" w:before="0"/>
-      </w:pPr>
       <w:r>
-        <w:rPr>
-          <w:b w:val="0"/>
-          <w:sz w:val="22"/>
-        </w:rPr>
-        <w:t>(d) Compliance</w:t>
+        <w:t xml:space="preserve">(c) Reuse the same gauze</w:t>
       </w:r>
     </w:p>
     <w:p>
-      <w:pPr>
-        <w:spacing w:after="0" w:before="40"/>
-      </w:pPr>
       <w:r>
-        <w:rPr>
-          <w:b/>
-          <w:sz w:val="22"/>
-        </w:rPr>
-        <w:t>Answer: b</w:t>
+        <w:t xml:space="preserve">(d) Touch the wound with bare hands</w:t>
       </w:r>
     </w:p>
     <w:p>
-      <w:pPr>
-        <w:spacing w:after="0" w:before="0"/>
-      </w:pPr>
       <w:r>
-        <w:rPr>
-          <w:b w:val="0"/>
-          <w:sz w:val="21"/>
-        </w:rPr>
-        <w:t>Solution: Grief is the intense subjective emotional response experienced in reaction to a significant loss or death.</w:t>
+        <w:t xml:space="preserve">Answer: a</w:t>
       </w:r>
     </w:p>
     <w:p>
-      <w:pPr>
-        <w:spacing w:after="0" w:before="0"/>
-      </w:pPr>
       <w:r>
-        <w:rPr>
-          <w:b w:val="0"/>
-          <w:sz w:val="20"/>
-        </w:rPr>
-        <w:t>Positive Marks: 1</w:t>
+        <w:t xml:space="preserve">Solution: Wounds are cleaned from the cleanest area (center) outward to the dirtier periphery — preventing contamination. Sterile technique, single-use gauze, and hand hygiene are essential.</w:t>
       </w:r>
     </w:p>
     <w:p>
-      <w:pPr>
-        <w:spacing w:after="160" w:before="0"/>
-      </w:pPr>
       <w:r>
-        <w:rPr>
-          <w:b w:val="0"/>
-          <w:sz w:val="20"/>
-        </w:rPr>
-        <w:t>Negative Marks: 0.25</w:t>
+        <w:t xml:space="preserve">Positive Marks: 1</w:t>
       </w:r>
     </w:p>
     <w:p>
-      <w:pPr>
-        <w:spacing w:after="20" w:before="120"/>
-      </w:pPr>
       <w:r>
-        <w:rPr>
-          <w:b/>
-          <w:sz w:val="22"/>
-        </w:rPr>
-        <w:t>Question: Which is considered the best site for intramuscular (IM) injection in an infant?</w:t>
+        <w:t xml:space="preserve">Negative Marks: 0.25</w:t>
       </w:r>
     </w:p>
     <w:p>
-      <w:pPr>
-        <w:spacing w:after="0" w:before="0"/>
-      </w:pPr>
       <w:r>
-        <w:rPr>
-          <w:b w:val="0"/>
-          <w:sz w:val="22"/>
-        </w:rPr>
-        <w:t>(a) Vastus lateralis muscles</w:t>
+        <w:t xml:space="preserve"/>
       </w:r>
     </w:p>
     <w:p>
-      <w:pPr>
-        <w:spacing w:after="0" w:before="0"/>
-      </w:pPr>
       <w:r>
-        <w:rPr>
-          <w:b w:val="0"/>
-          <w:sz w:val="22"/>
-        </w:rPr>
-        <w:t>(b) Dorsogluteal muscles</w:t>
+        <w:t xml:space="preserve">Question: A patient with chronic kidney disease is being taught about phosphorus management. The nurse should instruct the patient to:</w:t>
       </w:r>
     </w:p>
     <w:p>
-      <w:pPr>
-        <w:spacing w:after="0" w:before="0"/>
-      </w:pPr>
       <w:r>
-        <w:rPr>
-          <w:b w:val="0"/>
-          <w:sz w:val="22"/>
-        </w:rPr>
-        <w:t>(c) Femoral muscle</w:t>
+        <w:t xml:space="preserve">(a) Take phosphate binders with meals and limit dairy</w:t>
       </w:r>
     </w:p>
     <w:p>
-      <w:pPr>
-        <w:spacing w:after="0" w:before="0"/>
-      </w:pPr>
       <w:r>
-        <w:rPr>
-          <w:b w:val="0"/>
-          <w:sz w:val="22"/>
-        </w:rPr>
-        <w:t>(d) Deltoid muscles</w:t>
+        <w:t xml:space="preserve">(b) Take phosphate binders on an empty stomach</w:t>
       </w:r>
     </w:p>
     <w:p>
-      <w:pPr>
-        <w:spacing w:after="0" w:before="40"/>
-      </w:pPr>
       <w:r>
-        <w:rPr>
-          <w:b/>
-          <w:sz w:val="22"/>
-        </w:rPr>
-        <w:t>Answer: a</w:t>
+        <w:t xml:space="preserve">(c) Increase dairy intake</w:t>
       </w:r>
     </w:p>
     <w:p>
-      <w:pPr>
-        <w:spacing w:after="0" w:before="0"/>
-      </w:pPr>
       <w:r>
-        <w:rPr>
-          <w:b w:val="0"/>
-          <w:sz w:val="21"/>
-        </w:rPr>
-        <w:t>Solution: The best site for intramuscular (IM) injection in an infant is the vastus lateralis muscle. The vastus lateralis is located on the anterior lateral aspect of the thigh. It is a large, well-developed muscle in infants and young children, making it an ideal site for IM injections. The muscle has a thick mass of tissue and is less susceptible to injury or nerve damage during the injection. Additionally, the vastus lateralis has a good blood supply, allowing for efficient absorption of the medication.</w:t>
+        <w:t xml:space="preserve">(d) Skip phosphate binders</w:t>
       </w:r>
     </w:p>
     <w:p>
-      <w:pPr>
-        <w:spacing w:after="0" w:before="0"/>
-      </w:pPr>
       <w:r>
-        <w:rPr>
-          <w:b w:val="0"/>
-          <w:sz w:val="20"/>
-        </w:rPr>
-        <w:t>Positive Marks: 1</w:t>
+        <w:t xml:space="preserve">Answer: a</w:t>
       </w:r>
     </w:p>
     <w:p>
-      <w:pPr>
-        <w:spacing w:after="160" w:before="0"/>
-      </w:pPr>
       <w:r>
-        <w:rPr>
-          <w:b w:val="0"/>
-          <w:sz w:val="20"/>
-        </w:rPr>
-        <w:t>Negative Marks: 0.25</w:t>
+        <w:t xml:space="preserve">Solution: Phosphate binders are taken with meals to bind dietary phosphorus; dairy and nuts (high phosphorus) are limited in renal failure. The nurse monitors phosphorus and teaches about bone disease prevention.</w:t>
       </w:r>
     </w:p>
     <w:p>
-      <w:pPr>
-        <w:spacing w:after="20" w:before="120"/>
-      </w:pPr>
       <w:r>
-        <w:rPr>
-          <w:b/>
-          <w:sz w:val="22"/>
-        </w:rPr>
-        <w:t>Question: Before suturing at the end of an open abdominal surgery, what is the mandatory priority action for the scrub nurse?</w:t>
+        <w:t xml:space="preserve">Positive Marks: 1</w:t>
       </w:r>
     </w:p>
     <w:p>
-      <w:pPr>
-        <w:spacing w:after="0" w:before="0"/>
-      </w:pPr>
       <w:r>
-        <w:rPr>
-          <w:b w:val="0"/>
-          <w:sz w:val="22"/>
-        </w:rPr>
-        <w:t>(a) Perform complete sponge, needle, and instrument count with circulator</w:t>
+        <w:t xml:space="preserve">Negative Marks: 0.25</w:t>
       </w:r>
     </w:p>
     <w:p>
-      <w:pPr>
-        <w:spacing w:after="0" w:before="0"/>
-      </w:pPr>
       <w:r>
-        <w:rPr>
-          <w:b w:val="0"/>
-          <w:sz w:val="22"/>
-        </w:rPr>
-        <w:t>(b) Change surgical gown</w:t>
+        <w:t xml:space="preserve"/>
       </w:r>
     </w:p>
     <w:p>
-      <w:pPr>
-        <w:spacing w:after="0" w:before="0"/>
-      </w:pPr>
       <w:r>
-        <w:rPr>
-          <w:b w:val="0"/>
-          <w:sz w:val="22"/>
-        </w:rPr>
-        <w:t>(c) Clean instruments</w:t>
+        <w:t xml:space="preserve">Question: A patient at 32 weeks of gestation is being assessed. The nurse notes the fetal heart rate is 170 bpm. The nurse should:</w:t>
       </w:r>
     </w:p>
     <w:p>
-      <w:pPr>
-        <w:spacing w:after="0" w:before="0"/>
-      </w:pPr>
       <w:r>
-        <w:rPr>
-          <w:b w:val="0"/>
-          <w:sz w:val="22"/>
-        </w:rPr>
-        <w:t>(d) Disinfection of OT room</w:t>
+        <w:t xml:space="preserve">(a) Report fetal tachycardia and reassess</w:t>
       </w:r>
     </w:p>
     <w:p>
-      <w:pPr>
-        <w:spacing w:after="0" w:before="40"/>
-      </w:pPr>
       <w:r>
-        <w:rPr>
-          <w:b/>
-          <w:sz w:val="22"/>
-        </w:rPr>
-        <w:t>Answer: a</w:t>
+        <w:t xml:space="preserve">(b) Reassure the patient</w:t>
       </w:r>
     </w:p>
     <w:p>
-      <w:pPr>
-        <w:spacing w:after="0" w:before="0"/>
-      </w:pPr>
       <w:r>
-        <w:rPr>
-          <w:b w:val="0"/>
-          <w:sz w:val="21"/>
-        </w:rPr>
-        <w:t>Solution: A dual, verified count of surgical sponges, needles, and instruments before peritoneal closure is mandatory to prevent retained surgical items (gossypiboma).</w:t>
+        <w:t xml:space="preserve">(c) Ignore the finding</w:t>
       </w:r>
     </w:p>
     <w:p>
-      <w:pPr>
-        <w:spacing w:after="0" w:before="0"/>
-      </w:pPr>
       <w:r>
-        <w:rPr>
-          <w:b w:val="0"/>
-          <w:sz w:val="20"/>
-        </w:rPr>
-        <w:t>Positive Marks: 1</w:t>
+        <w:t xml:space="preserve">(d) Discharge the patient</w:t>
       </w:r>
     </w:p>
     <w:p>
-      <w:pPr>
-        <w:spacing w:after="160" w:before="0"/>
-      </w:pPr>
       <w:r>
-        <w:rPr>
-          <w:b w:val="0"/>
-          <w:sz w:val="20"/>
-        </w:rPr>
-        <w:t>Negative Marks: 0.25</w:t>
+        <w:t xml:space="preserve">Answer: a</w:t>
       </w:r>
     </w:p>
     <w:p>
-      <w:pPr>
-        <w:spacing w:after="20" w:before="120"/>
-      </w:pPr>
       <w:r>
-        <w:rPr>
-          <w:b/>
-          <w:sz w:val="22"/>
-        </w:rPr>
-        <w:t>Question: A client with status asthmaticus is receiving nebulized albuterol. Which finding indicates the treatment is effective?</w:t>
+        <w:t xml:space="preserve">Solution: Fetal tachycardia (&gt;160 bpm) may indicate fetal distress, maternal fever, or medication effects — the nurse reassesses the FHR, checks maternal temperature, and reports persistent tachycardia.</w:t>
       </w:r>
     </w:p>
     <w:p>
-      <w:pPr>
-        <w:spacing w:after="0" w:before="0"/>
-      </w:pPr>
       <w:r>
-        <w:rPr>
-          <w:b w:val="0"/>
-          <w:sz w:val="22"/>
-        </w:rPr>
-        <w:t>(a) Respiratory rate decreases from 32 to 20 breaths/min</w:t>
+        <w:t xml:space="preserve">Positive Marks: 1</w:t>
       </w:r>
     </w:p>
     <w:p>
-      <w:pPr>
-        <w:spacing w:after="0" w:before="0"/>
-      </w:pPr>
       <w:r>
-        <w:rPr>
-          <w:b w:val="0"/>
-          <w:sz w:val="22"/>
-        </w:rPr>
-        <w:t>(b) Wheezing becomes louder</w:t>
+        <w:t xml:space="preserve">Negative Marks: 0.25</w:t>
       </w:r>
     </w:p>
     <w:p>
-      <w:pPr>
-        <w:spacing w:after="0" w:before="0"/>
-      </w:pPr>
       <w:r>
-        <w:rPr>
-          <w:b w:val="0"/>
-          <w:sz w:val="22"/>
-        </w:rPr>
-        <w:t>(c) SpO2 falls to 88%</w:t>
+        <w:t xml:space="preserve"/>
       </w:r>
     </w:p>
     <w:p>
-      <w:pPr>
-        <w:spacing w:after="0" w:before="0"/>
-      </w:pPr>
       <w:r>
-        <w:rPr>
-          <w:b w:val="0"/>
-          <w:sz w:val="22"/>
-        </w:rPr>
-        <w:t>(d) Client reports chest tightness</w:t>
+        <w:t xml:space="preserve">Question: A 3-month-old infant with pneumonia has a respiratory rate of 65 per minute. The nurse should classify this as:</w:t>
       </w:r>
     </w:p>
     <w:p>
-      <w:pPr>
-        <w:spacing w:after="0" w:before="40"/>
-      </w:pPr>
       <w:r>
-        <w:rPr>
-          <w:b/>
-          <w:sz w:val="22"/>
-        </w:rPr>
-        <w:t>Answer: a</w:t>
+        <w:t xml:space="preserve">(a) Fast breathing for age (pneumonia per IMNCI)</w:t>
       </w:r>
     </w:p>
     <w:p>
-      <w:pPr>
-        <w:spacing w:after="0" w:before="0"/>
-      </w:pPr>
       <w:r>
-        <w:rPr>
-          <w:b w:val="0"/>
-          <w:sz w:val="21"/>
-        </w:rPr>
-        <w:t>Solution: A falling respiratory rate with improving air entry indicates bronchodilation. Louder wheezing may actually signal improved air movement, but the clearest sign of improvement is a normalizing respiratory rate and oxygenation.</w:t>
+        <w:t xml:space="preserve">(b) Normal</w:t>
       </w:r>
     </w:p>
     <w:p>
-      <w:pPr>
-        <w:spacing w:after="0" w:before="0"/>
-      </w:pPr>
       <w:r>
-        <w:rPr>
-          <w:b w:val="0"/>
-          <w:sz w:val="20"/>
-        </w:rPr>
-        <w:t>Positive Marks: 1</w:t>
+        <w:t xml:space="preserve">(c) Bradypnea</w:t>
       </w:r>
     </w:p>
     <w:p>
-      <w:pPr>
-        <w:spacing w:after="160" w:before="0"/>
-      </w:pPr>
       <w:r>
-        <w:rPr>
-          <w:b w:val="0"/>
-          <w:sz w:val="20"/>
-        </w:rPr>
-        <w:t>Negative Marks: 0.25</w:t>
+        <w:t xml:space="preserve">(d) Irrelevant</w:t>
       </w:r>
     </w:p>
     <w:p>
-      <w:pPr>
-        <w:spacing w:after="20" w:before="120"/>
-      </w:pPr>
       <w:r>
-        <w:rPr>
-          <w:b/>
-          <w:sz w:val="22"/>
-        </w:rPr>
-        <w:t>Question: A schizophrenic client who is experiencing thoughts of having special powers states that I am a messenger from another planet and can rule the earth. The nurse assesses this behavior as:</w:t>
+        <w:t xml:space="preserve">Answer: a</w:t>
       </w:r>
     </w:p>
     <w:p>
-      <w:pPr>
-        <w:spacing w:after="0" w:before="0"/>
-      </w:pPr>
       <w:r>
-        <w:rPr>
-          <w:b w:val="0"/>
-          <w:sz w:val="22"/>
-        </w:rPr>
-        <w:t>(a) Ideas of reference</w:t>
+        <w:t xml:space="preserve">Solution: Fast breathing for an infant under 2 months is ≥60/min; for 2–12 months ≥50/min. A rate of 65 in a 3-month-old indicates fast breathing — the nurse assesses for chest indrawing and danger signs to classify and treat.</w:t>
       </w:r>
     </w:p>
     <w:p>
-      <w:pPr>
-        <w:spacing w:after="0" w:before="0"/>
-      </w:pPr>
       <w:r>
-        <w:rPr>
-          <w:b w:val="0"/>
-          <w:sz w:val="22"/>
-        </w:rPr>
-        <w:t>(b) Thought broadcasting</w:t>
+        <w:t xml:space="preserve">Positive Marks: 1</w:t>
       </w:r>
     </w:p>
     <w:p>
-      <w:pPr>
-        <w:spacing w:after="0" w:before="0"/>
-      </w:pPr>
       <w:r>
-        <w:rPr>
-          <w:b w:val="0"/>
-          <w:sz w:val="22"/>
-        </w:rPr>
-        <w:t>(c) Delusions of persecution</w:t>
+        <w:t xml:space="preserve">Negative Marks: 0.25</w:t>
       </w:r>
     </w:p>
     <w:p>
-      <w:pPr>
-        <w:spacing w:after="0" w:before="0"/>
-      </w:pPr>
       <w:r>
-        <w:rPr>
-          <w:b w:val="0"/>
-          <w:sz w:val="22"/>
-        </w:rPr>
-        <w:t>(d) Delusions of grandeur</w:t>
+        <w:t xml:space="preserve"/>
       </w:r>
     </w:p>
     <w:p>
-      <w:pPr>
-        <w:spacing w:after="0" w:before="40"/>
-      </w:pPr>
       <w:r>
-        <w:rPr>
-          <w:b/>
-          <w:sz w:val="22"/>
-        </w:rPr>
-        <w:t>Answer: d</w:t>
+        <w:t xml:space="preserve">Question: A patient with schizophrenia is having difficulty with self-care. The nurse should:</w:t>
       </w:r>
     </w:p>
     <w:p>
-      <w:pPr>
-        <w:spacing w:after="0" w:before="0"/>
-      </w:pPr>
       <w:r>
-        <w:rPr>
-          <w:b w:val="0"/>
-          <w:sz w:val="21"/>
-        </w:rPr>
-        <w:t>Solution: The behavior of a schizophrenic client experiencing thoughts of having special powers and stating "I am a messenger from another planet and can rule the earth" is assessed by the nurse as delusions of grandeur. Delusions of grandeur are a type of delusion where the individual has an exaggerated sense of their own importance, power, knowledge, or identity. They may believe they have special abilities or connections to supernatural beings. Delusions of grandeur are common in individuals with schizophrenia and can be challenging to treat.</w:t>
+        <w:t xml:space="preserve">(a) Provide step-by-step guidance and positive reinforcement</w:t>
       </w:r>
     </w:p>
     <w:p>
-      <w:pPr>
-        <w:spacing w:after="0" w:before="0"/>
-      </w:pPr>
       <w:r>
-        <w:rPr>
-          <w:b w:val="0"/>
-          <w:sz w:val="20"/>
-        </w:rPr>
-        <w:t>Positive Marks: 1</w:t>
+        <w:t xml:space="preserve">(b) Do everything for the patient</w:t>
       </w:r>
     </w:p>
     <w:p>
-      <w:pPr>
-        <w:spacing w:after="160" w:before="0"/>
-      </w:pPr>
       <w:r>
-        <w:rPr>
-          <w:b w:val="0"/>
-          <w:sz w:val="20"/>
-        </w:rPr>
-        <w:t>Negative Marks: 0.25</w:t>
+        <w:t xml:space="preserve">(c) Criticize the lack of self-care</w:t>
       </w:r>
     </w:p>
     <w:p>
-      <w:pPr>
-        <w:spacing w:after="20" w:before="120"/>
-      </w:pPr>
       <w:r>
-        <w:rPr>
-          <w:b/>
-          <w:sz w:val="22"/>
-        </w:rPr>
-        <w:t>Question: What is the term used to describe the dusky hue of the vestibule and anterior vaginal wall visible at 8th week of pregnancy?</w:t>
+        <w:t xml:space="preserve">(d) Ignore the patient</w:t>
       </w:r>
     </w:p>
     <w:p>
-      <w:pPr>
-        <w:spacing w:after="0" w:before="0"/>
-      </w:pPr>
       <w:r>
-        <w:rPr>
-          <w:b w:val="0"/>
-          <w:sz w:val="22"/>
-        </w:rPr>
-        <w:t>(a) Piskacek's sign</w:t>
+        <w:t xml:space="preserve">Answer: a</w:t>
       </w:r>
     </w:p>
     <w:p>
-      <w:pPr>
-        <w:spacing w:after="0" w:before="0"/>
-      </w:pPr>
       <w:r>
-        <w:rPr>
-          <w:b w:val="0"/>
-          <w:sz w:val="22"/>
-        </w:rPr>
-        <w:t>(b) Osiander's sign</w:t>
+        <w:t xml:space="preserve">Solution: Negative symptoms impair self-care — the nurse breaks tasks into small steps, provides cues and positive reinforcement, and gradually increases the patient's independence.</w:t>
       </w:r>
     </w:p>
     <w:p>
-      <w:pPr>
-        <w:spacing w:after="0" w:before="0"/>
-      </w:pPr>
       <w:r>
-        <w:rPr>
-          <w:b w:val="0"/>
-          <w:sz w:val="22"/>
-        </w:rPr>
-        <w:t>(c) Chadwick's sign</w:t>
+        <w:t xml:space="preserve">Positive Marks: 1</w:t>
       </w:r>
     </w:p>
     <w:p>
-      <w:pPr>
-        <w:spacing w:after="0" w:before="0"/>
-      </w:pPr>
       <w:r>
-        <w:rPr>
-          <w:b w:val="0"/>
-          <w:sz w:val="22"/>
-        </w:rPr>
-        <w:t>(d) Goodell's sign</w:t>
+        <w:t xml:space="preserve">Negative Marks: 0.25</w:t>
       </w:r>
     </w:p>
     <w:p>
-      <w:pPr>
-        <w:spacing w:after="0" w:before="40"/>
-      </w:pPr>
       <w:r>
-        <w:rPr>
-          <w:b/>
-          <w:sz w:val="22"/>
-        </w:rPr>
-        <w:t>Answer: c</w:t>
+        <w:t xml:space="preserve"/>
       </w:r>
     </w:p>
     <w:p>
-      <w:pPr>
-        <w:spacing w:after="0" w:before="0"/>
-      </w:pPr>
       <w:r>
-        <w:rPr>
-          <w:b w:val="0"/>
-          <w:sz w:val="21"/>
-        </w:rPr>
-        <w:t>Solution: Chadwick's sign is the bluish-purple (dusky) discolouration of the cervix, vagina and vulva seen from about the 6th-8th week of pregnancy due to increased vascularity; Osiander's sign is pulsation felt in the vaginal fornices.</w:t>
+        <w:t xml:space="preserve">Question: The "Pradhan Mantri Bhartiya Janaushadhi Kendra" sells medicines at prices that are:</w:t>
       </w:r>
     </w:p>
     <w:p>
-      <w:pPr>
-        <w:spacing w:after="0" w:before="0"/>
-      </w:pPr>
       <w:r>
-        <w:rPr>
-          <w:b w:val="0"/>
-          <w:sz w:val="20"/>
-        </w:rPr>
-        <w:t>Positive Marks: 1</w:t>
+        <w:t xml:space="preserve">(a) 50–90% lower than branded medicines</w:t>
       </w:r>
     </w:p>
     <w:p>
-      <w:pPr>
-        <w:spacing w:after="160" w:before="0"/>
-      </w:pPr>
       <w:r>
-        <w:rPr>
-          <w:b w:val="0"/>
-          <w:sz w:val="20"/>
-        </w:rPr>
-        <w:t>Negative Marks: 0.25</w:t>
+        <w:t xml:space="preserve">(b) Equal to branded medicines</w:t>
       </w:r>
     </w:p>
     <w:p>
-      <w:pPr>
-        <w:spacing w:after="20" w:before="120"/>
-      </w:pPr>
       <w:r>
-        <w:rPr>
-          <w:b/>
-          <w:sz w:val="22"/>
-        </w:rPr>
-        <w:t>Question: To assess the pulse in child ____________ is most appropriate site</w:t>
+        <w:t xml:space="preserve">(c) Higher than branded medicines</w:t>
       </w:r>
     </w:p>
     <w:p>
-      <w:pPr>
-        <w:spacing w:after="0" w:before="0"/>
-      </w:pPr>
       <w:r>
-        <w:rPr>
-          <w:b w:val="0"/>
-          <w:sz w:val="22"/>
-        </w:rPr>
-        <w:t>(a) Carotid</w:t>
+        <w:t xml:space="preserve">(d) Only for export</w:t>
       </w:r>
     </w:p>
     <w:p>
-      <w:pPr>
-        <w:spacing w:after="0" w:before="0"/>
-      </w:pPr>
       <w:r>
-        <w:rPr>
-          <w:b w:val="0"/>
-          <w:sz w:val="22"/>
-        </w:rPr>
-        <w:t>(b) Brachial</w:t>
+        <w:t xml:space="preserve">Answer: a</w:t>
       </w:r>
     </w:p>
     <w:p>
-      <w:pPr>
-        <w:spacing w:after="0" w:before="0"/>
-      </w:pPr>
       <w:r>
-        <w:rPr>
-          <w:b w:val="0"/>
-          <w:sz w:val="22"/>
-        </w:rPr>
-        <w:t>(c) Femoral</w:t>
+        <w:t xml:space="preserve">Solution: Jan Aushadhi generic medicines are 50–90% cheaper than branded equivalents — making essential medicines affordable to all.</w:t>
       </w:r>
     </w:p>
     <w:p>
-      <w:pPr>
-        <w:spacing w:after="0" w:before="0"/>
-      </w:pPr>
       <w:r>
-        <w:rPr>
-          <w:b w:val="0"/>
-          <w:sz w:val="22"/>
-        </w:rPr>
-        <w:t>(d) Apical</w:t>
+        <w:t xml:space="preserve">Positive Marks: 1</w:t>
       </w:r>
     </w:p>
     <w:p>
-      <w:pPr>
-        <w:spacing w:after="0" w:before="40"/>
-      </w:pPr>
       <w:r>
-        <w:rPr>
-          <w:b/>
-          <w:sz w:val="22"/>
-        </w:rPr>
-        <w:t>Answer: d</w:t>
+        <w:t xml:space="preserve">Negative Marks: 0.25</w:t>
       </w:r>
     </w:p>
     <w:p>
-      <w:pPr>
-        <w:spacing w:after="0" w:before="0"/>
-      </w:pPr>
       <w:r>
-        <w:rPr>
-          <w:b w:val="0"/>
-          <w:sz w:val="21"/>
-        </w:rPr>
-        <w:t>Solution: The apical site is the most appropriate site to assess the pulse in a child (especially infants) as peripheral pulses are weak.</w:t>
+        <w:t xml:space="preserve"/>
       </w:r>
     </w:p>
     <w:p>
-      <w:pPr>
-        <w:spacing w:after="0" w:before="0"/>
-      </w:pPr>
       <w:r>
-        <w:rPr>
-          <w:b w:val="0"/>
-          <w:sz w:val="20"/>
-        </w:rPr>
-        <w:t>Positive Marks: 1</w:t>
+        <w:t xml:space="preserve">Question: The nurse is to administer 32 mg of a medication. The vial contains 8 mg/mL. The volume to give is:</w:t>
       </w:r>
     </w:p>
     <w:p>
-      <w:pPr>
-        <w:spacing w:after="160" w:before="0"/>
-      </w:pPr>
       <w:r>
-        <w:rPr>
-          <w:b w:val="0"/>
-          <w:sz w:val="20"/>
-        </w:rPr>
-        <w:t>Negative Marks: 0.25</w:t>
+        <w:t xml:space="preserve">(a) 2 mL</w:t>
       </w:r>
     </w:p>
     <w:p>
-      <w:pPr>
-        <w:spacing w:after="20" w:before="120"/>
-      </w:pPr>
       <w:r>
-        <w:rPr>
-          <w:b/>
-          <w:sz w:val="22"/>
-        </w:rPr>
-        <w:t>Question: Which bone is known as breast bone?</w:t>
+        <w:t xml:space="preserve">(b) 3 mL</w:t>
       </w:r>
     </w:p>
     <w:p>
-      <w:pPr>
-        <w:spacing w:after="0" w:before="0"/>
-      </w:pPr>
       <w:r>
-        <w:rPr>
-          <w:b w:val="0"/>
-          <w:sz w:val="22"/>
-        </w:rPr>
-        <w:t>(a) Ribs</w:t>
+        <w:t xml:space="preserve">(c) 4 mL</w:t>
       </w:r>
     </w:p>
     <w:p>
-      <w:pPr>
-        <w:spacing w:after="0" w:before="0"/>
-      </w:pPr>
       <w:r>
-        <w:rPr>
-          <w:b w:val="0"/>
-          <w:sz w:val="22"/>
-        </w:rPr>
-        <w:t>(b) Sternum</w:t>
+        <w:t xml:space="preserve">(d) 5 mL</w:t>
       </w:r>
     </w:p>
     <w:p>
-      <w:pPr>
-        <w:spacing w:after="0" w:before="0"/>
-      </w:pPr>
       <w:r>
-        <w:rPr>
-          <w:b w:val="0"/>
-          <w:sz w:val="22"/>
-        </w:rPr>
-        <w:t>(c) Femur</w:t>
+        <w:t xml:space="preserve">Answer: c</w:t>
       </w:r>
     </w:p>
     <w:p>
-      <w:pPr>
-        <w:spacing w:after="0" w:before="0"/>
-      </w:pPr>
       <w:r>
-        <w:rPr>
-          <w:b w:val="0"/>
-          <w:sz w:val="22"/>
-        </w:rPr>
-        <w:t>(d) Humerus</w:t>
+        <w:t xml:space="preserve">Solution: Volume = 32 ÷ 8 = 4 mL.</w:t>
       </w:r>
     </w:p>
     <w:p>
-      <w:pPr>
-        <w:spacing w:after="0" w:before="40"/>
-      </w:pPr>
       <w:r>
-        <w:rPr>
-          <w:b/>
-          <w:sz w:val="22"/>
-        </w:rPr>
-        <w:t>Answer: b</w:t>
+        <w:t xml:space="preserve">Positive Marks: 1</w:t>
       </w:r>
     </w:p>
     <w:p>
-      <w:pPr>
-        <w:spacing w:after="0" w:before="0"/>
-      </w:pPr>
       <w:r>
-        <w:rPr>
-          <w:b w:val="0"/>
-          <w:sz w:val="21"/>
-        </w:rPr>
-        <w:t>Solution: The bone known as the breastbone is the sternum (option B). The sternum is a flat bone located in the center of the chest. It is connected to the ribs through cartilage and forms the anterior part of the rib cage. The sternum consists of three parts: the manubrium, the body, and the xiphoid process. The sternum provides protection to vital organs in the chest, including the heart and lungs. It also serves as an attachment site for various muscles involved in respiration and movement of the upper limbs.</w:t>
+        <w:t xml:space="preserve">Negative Marks: 0.25</w:t>
       </w:r>
     </w:p>
     <w:p>
-      <w:pPr>
-        <w:spacing w:after="0" w:before="0"/>
-      </w:pPr>
       <w:r>
-        <w:rPr>
-          <w:b w:val="0"/>
-          <w:sz w:val="20"/>
-        </w:rPr>
-        <w:t>Positive Marks: 1</w:t>
+        <w:t xml:space="preserve"/>
       </w:r>
     </w:p>
     <w:p>
-      <w:pPr>
-        <w:spacing w:after="160" w:before="0"/>
-      </w:pPr>
       <w:r>
-        <w:rPr>
-          <w:b w:val="0"/>
-          <w:sz w:val="20"/>
-        </w:rPr>
-        <w:t>Negative Marks: 0.25</w:t>
+        <w:t xml:space="preserve">Question: The primary function of the stomach is:</w:t>
       </w:r>
     </w:p>
     <w:p>
-      <w:pPr>
-        <w:spacing w:after="20" w:before="120"/>
-      </w:pPr>
       <w:r>
-        <w:rPr>
-          <w:b/>
-          <w:sz w:val="22"/>
-        </w:rPr>
-        <w:t>Question: A female came to hospital with a breast nodule of size 2 c.m which is freely movable, palpable but no nipple discharge is seen from the breast. What is the best investigation for this condition?</w:t>
+        <w:t xml:space="preserve">(a) Digesting food with acid and enzymes (pepsin)</w:t>
       </w:r>
     </w:p>
     <w:p>
-      <w:pPr>
-        <w:spacing w:after="0" w:before="0"/>
-      </w:pPr>
       <w:r>
-        <w:rPr>
-          <w:b w:val="0"/>
-          <w:sz w:val="22"/>
-        </w:rPr>
-        <w:t>(a) Core needle biopsy</w:t>
+        <w:t xml:space="preserve">(b) Absorbing water only</w:t>
       </w:r>
     </w:p>
     <w:p>
-      <w:pPr>
-        <w:spacing w:after="0" w:before="0"/>
-      </w:pPr>
       <w:r>
-        <w:rPr>
-          <w:b w:val="0"/>
-          <w:sz w:val="22"/>
-        </w:rPr>
-        <w:t>(b) Breast U.S.G</w:t>
+        <w:t xml:space="preserve">(c) Producing insulin</w:t>
       </w:r>
     </w:p>
     <w:p>
-      <w:pPr>
-        <w:spacing w:after="0" w:before="0"/>
-      </w:pPr>
       <w:r>
-        <w:rPr>
-          <w:b w:val="0"/>
-          <w:sz w:val="22"/>
-        </w:rPr>
-        <w:t>(c) Mammography</w:t>
+        <w:t xml:space="preserve">(d) Filtering blood</w:t>
       </w:r>
     </w:p>
     <w:p>
-      <w:pPr>
-        <w:spacing w:after="0" w:before="0"/>
-      </w:pPr>
       <w:r>
-        <w:rPr>
-          <w:b w:val="0"/>
-          <w:sz w:val="22"/>
-        </w:rPr>
-        <w:t>(d) F.N.A.C</w:t>
+        <w:t xml:space="preserve">Answer: a</w:t>
       </w:r>
     </w:p>
     <w:p>
-      <w:pPr>
-        <w:spacing w:after="0" w:before="40"/>
-      </w:pPr>
       <w:r>
-        <w:rPr>
-          <w:b/>
-          <w:sz w:val="22"/>
-        </w:rPr>
-        <w:t>Answer: c</w:t>
+        <w:t xml:space="preserve">Solution: The stomach mixes food with gastric acid and pepsin, beginning protein digestion, and slowly empties into the small intestine. The large intestine absorbs water; the pancreas produces insulin; the kidneys filter blood.</w:t>
       </w:r>
     </w:p>
     <w:p>
-      <w:pPr>
-        <w:spacing w:after="0" w:before="0"/>
-      </w:pPr>
       <w:r>
-        <w:rPr>
-          <w:b w:val="0"/>
-          <w:sz w:val="21"/>
-        </w:rPr>
-        <w:t>Solution: A movable, palpable breast nodule with skin retraction is investigated with mammography.</w:t>
+        <w:t xml:space="preserve">Positive Marks: 1</w:t>
       </w:r>
     </w:p>
     <w:p>
-      <w:pPr>
-        <w:spacing w:after="0" w:before="0"/>
-      </w:pPr>
       <w:r>
-        <w:rPr>
-          <w:b w:val="0"/>
-          <w:sz w:val="20"/>
-        </w:rPr>
-        <w:t>Positive Marks: 1</w:t>
+        <w:t xml:space="preserve">Negative Marks: 0.25</w:t>
       </w:r>
     </w:p>
     <w:p>
-      <w:pPr>
-        <w:spacing w:after="160" w:before="0"/>
-      </w:pPr>
       <w:r>
-        <w:rPr>
-          <w:b w:val="0"/>
-          <w:sz w:val="20"/>
-        </w:rPr>
-        <w:t>Negative Marks: 0.25</w:t>
+        <w:t xml:space="preserve"/>
       </w:r>
     </w:p>
     <w:p>
-      <w:pPr>
-        <w:spacing w:after="20" w:before="120"/>
-      </w:pPr>
       <w:r>
-        <w:rPr>
-          <w:b/>
-          <w:sz w:val="22"/>
-        </w:rPr>
-        <w:t>Question: A nurse is preparing the client's morning NPH insulin dose and notices a clumpy precipitate inside the insulin vial. The nurse should:</w:t>
+        <w:t xml:space="preserve">Question: A patient with a fractured radius in a plaster cast complains of severe pain that is not relieved by the prescribed analgesia. The nurse should:</w:t>
       </w:r>
     </w:p>
     <w:p>
-      <w:pPr>
-        <w:spacing w:after="0" w:before="0"/>
-      </w:pPr>
       <w:r>
-        <w:rPr>
-          <w:b w:val="0"/>
-          <w:sz w:val="22"/>
-        </w:rPr>
-        <w:t>(a) Draw up and administer the dose.</w:t>
+        <w:t xml:space="preserve">(a) Report possible compartment syndrome and check the neurovascular status</w:t>
       </w:r>
     </w:p>
     <w:p>
-      <w:pPr>
-        <w:spacing w:after="0" w:before="0"/>
-      </w:pPr>
       <w:r>
-        <w:rPr>
-          <w:b w:val="0"/>
-          <w:sz w:val="22"/>
-        </w:rPr>
-        <w:t>(b) Shake the vial in an attempt to disperse the clumps.</w:t>
+        <w:t xml:space="preserve">(b) Reassure the patient</w:t>
       </w:r>
     </w:p>
     <w:p>
-      <w:pPr>
-        <w:spacing w:after="0" w:before="0"/>
-      </w:pPr>
       <w:r>
-        <w:rPr>
-          <w:b w:val="0"/>
-          <w:sz w:val="22"/>
-        </w:rPr>
-        <w:t>(c) Draw the dose from a new vial.</w:t>
+        <w:t xml:space="preserve">(c) Give more painkillers without assessment</w:t>
       </w:r>
     </w:p>
     <w:p>
-      <w:pPr>
-        <w:spacing w:after="0" w:before="0"/>
-      </w:pPr>
       <w:r>
-        <w:rPr>
-          <w:b w:val="0"/>
-          <w:sz w:val="22"/>
-        </w:rPr>
-        <w:t>(d) Warm the bottle under running water to dissolve the clump.</w:t>
+        <w:t xml:space="preserve">(d) Ignore the complaint</w:t>
       </w:r>
     </w:p>
     <w:p>
-      <w:pPr>
-        <w:spacing w:after="0" w:before="40"/>
-      </w:pPr>
       <w:r>
-        <w:rPr>
-          <w:b/>
-          <w:sz w:val="22"/>
-        </w:rPr>
-        <w:t>Answer: c</w:t>
+        <w:t xml:space="preserve">Answer: a</w:t>
       </w:r>
     </w:p>
     <w:p>
-      <w:pPr>
-        <w:spacing w:after="0" w:before="0"/>
-      </w:pPr>
       <w:r>
-        <w:rPr>
-          <w:b w:val="0"/>
-          <w:sz w:val="21"/>
-        </w:rPr>
-        <w:t>Solution: Clumping/precipitate in NPH insulin indicates loss of potency - discard the vial and draw the dose from a new vial.</w:t>
+        <w:t xml:space="preserve">Solution: Unrelieved severe pain in a cast suggests compartment syndrome — the nurse checks color, warmth, movement, sensation, and pulses, and notifies the physician immediately for cast splitting.</w:t>
       </w:r>
     </w:p>
     <w:p>
-      <w:pPr>
-        <w:spacing w:after="0" w:before="0"/>
-      </w:pPr>
       <w:r>
-        <w:rPr>
-          <w:b w:val="0"/>
-          <w:sz w:val="20"/>
-        </w:rPr>
-        <w:t>Positive Marks: 1</w:t>
+        <w:t xml:space="preserve">Positive Marks: 1</w:t>
       </w:r>
     </w:p>
     <w:p>
-      <w:pPr>
-        <w:spacing w:after="160" w:before="0"/>
-      </w:pPr>
       <w:r>
-        <w:rPr>
-          <w:b w:val="0"/>
-          <w:sz w:val="20"/>
-        </w:rPr>
-        <w:t>Negative Marks: 0.25</w:t>
+        <w:t xml:space="preserve">Negative Marks: 0.25</w:t>
       </w:r>
     </w:p>
     <w:p>
-      <w:pPr>
-        <w:spacing w:after="20" w:before="120"/>
-      </w:pPr>
       <w:r>
-        <w:rPr>
-          <w:b/>
-          <w:sz w:val="22"/>
-        </w:rPr>
-        <w:t>Question: Your finding emulcificaiton of fat in TPN bag. As a nurse what is your immediate action?</w:t>
+        <w:t xml:space="preserve">Question: The normal serum bicarbonate level is:</w:t>
       </w:r>
     </w:p>
     <w:p>
-      <w:pPr>
-        <w:spacing w:after="0" w:before="0"/>
-      </w:pPr>
       <w:r>
-        <w:rPr>
-          <w:b w:val="0"/>
-          <w:sz w:val="22"/>
-        </w:rPr>
-        <w:t>(a) Change the new bag</w:t>
+        <w:t xml:space="preserve">(a) 22–26 mEq/L</w:t>
       </w:r>
     </w:p>
     <w:p>
-      <w:pPr>
-        <w:spacing w:after="0" w:before="0"/>
-      </w:pPr>
       <w:r>
-        <w:rPr>
-          <w:b w:val="0"/>
-          <w:sz w:val="22"/>
-        </w:rPr>
-        <w:t>(b) Administer fast</w:t>
+        <w:t xml:space="preserve">(b) 10–15 mEq/L</w:t>
       </w:r>
     </w:p>
     <w:p>
-      <w:pPr>
-        <w:spacing w:after="0" w:before="0"/>
-      </w:pPr>
       <w:r>
-        <w:rPr>
-          <w:b w:val="0"/>
-          <w:sz w:val="22"/>
-        </w:rPr>
-        <w:t>(c) Nothing to do</w:t>
+        <w:t xml:space="preserve">(c) 35–45 mEq/L</w:t>
       </w:r>
     </w:p>
     <w:p>
-      <w:pPr>
-        <w:spacing w:after="0" w:before="0"/>
-      </w:pPr>
       <w:r>
-        <w:rPr>
-          <w:b w:val="0"/>
-          <w:sz w:val="22"/>
-        </w:rPr>
-        <w:t>(d) Rubing the bag</w:t>
+        <w:t xml:space="preserve">(d) 50–60 mEq/L</w:t>
       </w:r>
     </w:p>
     <w:p>
-      <w:pPr>
-        <w:spacing w:after="0" w:before="40"/>
-      </w:pPr>
       <w:r>
-        <w:rPr>
-          <w:b/>
-          <w:sz w:val="22"/>
-        </w:rPr>
-        <w:t>Answer: a</w:t>
+        <w:t xml:space="preserve">Answer: a</w:t>
       </w:r>
     </w:p>
     <w:p>
-      <w:pPr>
-        <w:spacing w:after="0" w:before="0"/>
-      </w:pPr>
       <w:r>
-        <w:rPr>
-          <w:b w:val="0"/>
-          <w:sz w:val="21"/>
-        </w:rPr>
-        <w:t>Solution: Emulsification (separation) of fat in a TPN bag indicates instability of the solution; the bag must be discarded and replaced.</w:t>
+        <w:t xml:space="preserve">Solution: Normal HCO3 is 22–26 mEq/L — the metabolic component of acid-base balance. Low HCO3 indicates metabolic acidosis; high indicates metabolic alkalosis.</w:t>
       </w:r>
     </w:p>
     <w:p>
-      <w:pPr>
-        <w:spacing w:after="0" w:before="0"/>
-      </w:pPr>
       <w:r>
-        <w:rPr>
-          <w:b w:val="0"/>
-          <w:sz w:val="20"/>
-        </w:rPr>
-        <w:t>Positive Marks: 1</w:t>
+        <w:t xml:space="preserve">Positive Marks: 1</w:t>
       </w:r>
     </w:p>
     <w:p>
-      <w:pPr>
-        <w:spacing w:after="160" w:before="0"/>
-      </w:pPr>
       <w:r>
-        <w:rPr>
-          <w:b w:val="0"/>
-          <w:sz w:val="20"/>
-        </w:rPr>
-        <w:t>Negative Marks: 0.25</w:t>
+        <w:t xml:space="preserve">Negative Marks: 0.25</w:t>
       </w:r>
     </w:p>
     <w:p>
-      <w:pPr>
-        <w:spacing w:after="20" w:before="120"/>
-      </w:pPr>
       <w:r>
-        <w:rPr>
-          <w:b/>
-          <w:sz w:val="22"/>
-        </w:rPr>
-        <w:t>Question: Which of the following is a vector-borne disease?</w:t>
+        <w:t xml:space="preserve"/>
       </w:r>
     </w:p>
     <w:p>
-      <w:pPr>
-        <w:spacing w:after="0" w:before="0"/>
-      </w:pPr>
       <w:r>
-        <w:rPr>
-          <w:b w:val="0"/>
-          <w:sz w:val="22"/>
-        </w:rPr>
-        <w:t>(a) Hepatitis A</w:t>
+        <w:t xml:space="preserve">Question: The nurse is caring for a patient on bed rest. Which intervention prevents muscle atrophy?</w:t>
       </w:r>
     </w:p>
     <w:p>
-      <w:pPr>
-        <w:spacing w:after="0" w:before="0"/>
-      </w:pPr>
       <w:r>
-        <w:rPr>
-          <w:b w:val="0"/>
-          <w:sz w:val="22"/>
-        </w:rPr>
-        <w:t>(b) Cholera</w:t>
+        <w:t xml:space="preserve">(a) Range-of-motion exercises and progressive activity</w:t>
       </w:r>
     </w:p>
     <w:p>
-      <w:pPr>
-        <w:spacing w:after="0" w:before="0"/>
-      </w:pPr>
       <w:r>
-        <w:rPr>
-          <w:b w:val="0"/>
-          <w:sz w:val="22"/>
-        </w:rPr>
-        <w:t>(c) Dengue</w:t>
+        <w:t xml:space="preserve">(b) Complete immobility</w:t>
       </w:r>
     </w:p>
     <w:p>
-      <w:pPr>
-        <w:spacing w:after="0" w:before="0"/>
-      </w:pPr>
       <w:r>
-        <w:rPr>
-          <w:b w:val="0"/>
-          <w:sz w:val="22"/>
-        </w:rPr>
-        <w:t>(d) Tuberculosis</w:t>
+        <w:t xml:space="preserve">(c) Bed rest without movement</w:t>
       </w:r>
     </w:p>
     <w:p>
-      <w:pPr>
-        <w:spacing w:after="0" w:before="40"/>
-      </w:pPr>
       <w:r>
-        <w:rPr>
-          <w:b/>
-          <w:sz w:val="22"/>
-        </w:rPr>
-        <w:t>Answer: c</w:t>
+        <w:t xml:space="preserve">(d) Restricted fluids</w:t>
       </w:r>
     </w:p>
     <w:p>
-      <w:pPr>
-        <w:spacing w:after="0" w:before="0"/>
-      </w:pPr>
       <w:r>
-        <w:rPr>
-          <w:b w:val="0"/>
-          <w:sz w:val="21"/>
-        </w:rPr>
-        <w:t>Solution: Dengue is transmitted by the Aedes aegypti mosquito, making it a vector-borne disease.</w:t>
+        <w:t xml:space="preserve">Answer: a</w:t>
       </w:r>
     </w:p>
     <w:p>
-      <w:pPr>
-        <w:spacing w:after="0" w:before="0"/>
-      </w:pPr>
       <w:r>
-        <w:rPr>
-          <w:b w:val="0"/>
-          <w:sz w:val="20"/>
-        </w:rPr>
-        <w:t>Positive Marks: 1</w:t>
+        <w:t xml:space="preserve">Solution: Range-of-motion exercises, repositioning, and progressive ambulation prevent muscle atrophy, contractures, and DVT during bed rest. The nurse performs passive/active ROM as appropriate.</w:t>
       </w:r>
     </w:p>
     <w:p>
-      <w:pPr>
-        <w:spacing w:after="160" w:before="0"/>
-      </w:pPr>
       <w:r>
-        <w:rPr>
-          <w:b w:val="0"/>
-          <w:sz w:val="20"/>
-        </w:rPr>
-        <w:t>Negative Marks: 0.25</w:t>
+        <w:t xml:space="preserve">Positive Marks: 1</w:t>
       </w:r>
     </w:p>
     <w:p>
-      <w:pPr>
-        <w:spacing w:after="20" w:before="120"/>
-      </w:pPr>
       <w:r>
-        <w:rPr>
-          <w:b/>
-          <w:sz w:val="22"/>
-        </w:rPr>
-        <w:t>Question: The most appropriate nursing intervention for a patient with epistaxis is:</w:t>
+        <w:t xml:space="preserve">Negative Marks: 0.25</w:t>
       </w:r>
     </w:p>
     <w:p>
-      <w:pPr>
-        <w:spacing w:after="0" w:before="0"/>
-      </w:pPr>
       <w:r>
-        <w:rPr>
-          <w:b w:val="0"/>
-          <w:sz w:val="22"/>
-        </w:rPr>
-        <w:t>(a) Pinch the nostrils and lean forward</w:t>
+        <w:t xml:space="preserve"/>
       </w:r>
     </w:p>
     <w:p>
-      <w:pPr>
-        <w:spacing w:after="0" w:before="0"/>
-      </w:pPr>
       <w:r>
-        <w:rPr>
-          <w:b w:val="0"/>
-          <w:sz w:val="22"/>
-        </w:rPr>
-        <w:t>(b) Tilt the head backwards</w:t>
+        <w:t xml:space="preserve">Question: A patient with acute pancreatitis has been NPO for 3 days. The nurse should monitor for:</w:t>
       </w:r>
     </w:p>
     <w:p>
-      <w:pPr>
-        <w:spacing w:after="0" w:before="0"/>
-      </w:pPr>
       <w:r>
-        <w:rPr>
-          <w:b w:val="0"/>
-          <w:sz w:val="22"/>
-        </w:rPr>
-        <w:t>(c) Insert a cotton plug in the ear</w:t>
+        <w:t xml:space="preserve">(a) Nutritional deficits and consider nutritional support (TPN/enteral) as ordered</w:t>
       </w:r>
     </w:p>
     <w:p>
-      <w:pPr>
-        <w:spacing w:after="0" w:before="0"/>
-      </w:pPr>
       <w:r>
-        <w:rPr>
-          <w:b w:val="0"/>
-          <w:sz w:val="22"/>
-        </w:rPr>
-        <w:t>(d) Apply cold pack to the feet</w:t>
+        <w:t xml:space="preserve">(b) Fluid overload</w:t>
       </w:r>
     </w:p>
     <w:p>
-      <w:pPr>
-        <w:spacing w:after="0" w:before="40"/>
-      </w:pPr>
       <w:r>
-        <w:rPr>
-          <w:b/>
-          <w:sz w:val="22"/>
-        </w:rPr>
-        <w:t>Answer: a</w:t>
+        <w:t xml:space="preserve">(c) Hyperkalemia</w:t>
       </w:r>
     </w:p>
     <w:p>
-      <w:pPr>
-        <w:spacing w:after="0" w:before="0"/>
-      </w:pPr>
       <w:r>
-        <w:rPr>
-          <w:b w:val="0"/>
-          <w:sz w:val="21"/>
-        </w:rPr>
-        <w:t>Solution: For epistaxis, pinch the soft part of the nostrils, lean forward and breathe through the mouth; do not tilt the head back.</w:t>
+        <w:t xml:space="preserve">(d) Constipation only</w:t>
       </w:r>
     </w:p>
     <w:p>
-      <w:pPr>
-        <w:spacing w:after="0" w:before="0"/>
-      </w:pPr>
       <w:r>
-        <w:rPr>
-          <w:b w:val="0"/>
-          <w:sz w:val="20"/>
-        </w:rPr>
-        <w:t>Positive Marks: 1</w:t>
+        <w:t xml:space="preserve">Answer: a</w:t>
       </w:r>
     </w:p>
     <w:p>
-      <w:pPr>
-        <w:spacing w:after="160" w:before="0"/>
-      </w:pPr>
       <w:r>
-        <w:rPr>
-          <w:b w:val="0"/>
-          <w:sz w:val="20"/>
-        </w:rPr>
-        <w:t>Negative Marks: 0.25</w:t>
+        <w:t xml:space="preserve">Solution: Prolonged NPO in pancreatitis risks malnutrition — the nurse monitors nutritional status and supports enteral feeding or TPN as ordered. Pain, amylase/lipase, and complications are also monitored.</w:t>
       </w:r>
     </w:p>
     <w:p>
-      <w:pPr>
-        <w:spacing w:after="20" w:before="120"/>
-      </w:pPr>
       <w:r>
-        <w:rPr>
-          <w:b/>
-          <w:sz w:val="22"/>
-        </w:rPr>
-        <w:t>Question: According to the Parkland formula, the fluid requirement in the first 24 hours for a burn patient is calculated as:</w:t>
+        <w:t xml:space="preserve">Positive Marks: 1</w:t>
       </w:r>
     </w:p>
     <w:p>
-      <w:pPr>
-        <w:spacing w:after="0" w:before="0"/>
-      </w:pPr>
       <w:r>
-        <w:rPr>
-          <w:b w:val="0"/>
-          <w:sz w:val="22"/>
-        </w:rPr>
-        <w:t>(a) 4 ml × %BSA × body weight (kg)</w:t>
+        <w:t xml:space="preserve">Negative Marks: 0.25</w:t>
       </w:r>
     </w:p>
     <w:p>
-      <w:pPr>
-        <w:spacing w:after="0" w:before="0"/>
-      </w:pPr>
       <w:r>
-        <w:rPr>
-          <w:b w:val="0"/>
-          <w:sz w:val="22"/>
-        </w:rPr>
-        <w:t>(b) 3 ml × %BSA × body weight (kg)</w:t>
+        <w:t xml:space="preserve"/>
       </w:r>
     </w:p>
     <w:p>
-      <w:pPr>
-        <w:spacing w:after="0" w:before="0"/>
-      </w:pPr>
       <w:r>
-        <w:rPr>
-          <w:b w:val="0"/>
-          <w:sz w:val="22"/>
-        </w:rPr>
-        <w:t>(c) 2 ml × %BSA × body weight (kg)</w:t>
+        <w:t xml:space="preserve">Question: A patient at 28 weeks of gestation reports uterine contractions every 15 minutes without cervical change. The nurse should:</w:t>
       </w:r>
     </w:p>
     <w:p>
-      <w:pPr>
-        <w:spacing w:after="0" w:before="0"/>
-      </w:pPr>
       <w:r>
-        <w:rPr>
-          <w:b w:val="0"/>
-          <w:sz w:val="22"/>
-        </w:rPr>
-        <w:t>(d) 1 ml × %BSA × body weight (kg)</w:t>
+        <w:t xml:space="preserve">(a) Teach the patient to monitor contractions and report if they become regular and painful</w:t>
       </w:r>
     </w:p>
     <w:p>
-      <w:pPr>
-        <w:spacing w:after="0" w:before="40"/>
-      </w:pPr>
       <w:r>
-        <w:rPr>
-          <w:b/>
-          <w:sz w:val="22"/>
-        </w:rPr>
-        <w:t>Answer: a</w:t>
+        <w:t xml:space="preserve">(b) Admit for immediate delivery</w:t>
       </w:r>
     </w:p>
     <w:p>
-      <w:pPr>
-        <w:spacing w:after="0" w:before="0"/>
-      </w:pPr>
       <w:r>
-        <w:rPr>
-          <w:b w:val="0"/>
-          <w:sz w:val="21"/>
-        </w:rPr>
-        <w:t>Solution: Parkland formula: 4 ml × % body surface area burned × body weight (kg) in the first 24 hours; half in the first 8 hours.</w:t>
+        <w:t xml:space="preserve">(c) Give oxytocin</w:t>
       </w:r>
     </w:p>
     <w:p>
-      <w:pPr>
-        <w:spacing w:after="0" w:before="0"/>
-      </w:pPr>
       <w:r>
-        <w:rPr>
-          <w:b w:val="0"/>
-          <w:sz w:val="20"/>
-        </w:rPr>
-        <w:t>Positive Marks: 1</w:t>
+        <w:t xml:space="preserve">(d) Ignore the contractions</w:t>
       </w:r>
     </w:p>
     <w:p>
-      <w:pPr>
-        <w:spacing w:after="160" w:before="0"/>
-      </w:pPr>
       <w:r>
-        <w:rPr>
-          <w:b w:val="0"/>
-          <w:sz w:val="20"/>
-        </w:rPr>
-        <w:t>Negative Marks: 0.25</w:t>
+        <w:t xml:space="preserve">Answer: a</w:t>
       </w:r>
     </w:p>
     <w:p>
-      <w:pPr>
-        <w:spacing w:after="20" w:before="120"/>
-      </w:pPr>
       <w:r>
-        <w:rPr>
-          <w:b/>
-          <w:sz w:val="22"/>
-        </w:rPr>
-        <w:t>Question: The first milk secreted by the mother after delivery, rich in antibodies, is called:</w:t>
+        <w:t xml:space="preserve">Solution: Irregular contractions without cervical change are likely Braxton Hicks — the patient monitors for regular, painful contractions with cervical change (preterm labor) and reports. Hydration and rest may reduce them.</w:t>
       </w:r>
     </w:p>
     <w:p>
-      <w:pPr>
-        <w:spacing w:after="0" w:before="0"/>
-      </w:pPr>
       <w:r>
-        <w:rPr>
-          <w:b w:val="0"/>
-          <w:sz w:val="22"/>
-        </w:rPr>
-        <w:t>(a) Transitional milk</w:t>
+        <w:t xml:space="preserve">Positive Marks: 1</w:t>
       </w:r>
     </w:p>
     <w:p>
-      <w:pPr>
-        <w:spacing w:after="0" w:before="0"/>
-      </w:pPr>
       <w:r>
-        <w:rPr>
-          <w:b w:val="0"/>
-          <w:sz w:val="22"/>
-        </w:rPr>
-        <w:t>(b) Mature milk</w:t>
+        <w:t xml:space="preserve">Negative Marks: 0.25</w:t>
       </w:r>
     </w:p>
     <w:p>
-      <w:pPr>
-        <w:spacing w:after="0" w:before="0"/>
-      </w:pPr>
       <w:r>
-        <w:rPr>
-          <w:b w:val="0"/>
-          <w:sz w:val="22"/>
-        </w:rPr>
-        <w:t>(c) Hind milk</w:t>
+        <w:t xml:space="preserve"/>
       </w:r>
     </w:p>
     <w:p>
-      <w:pPr>
-        <w:spacing w:after="0" w:before="0"/>
-      </w:pPr>
       <w:r>
-        <w:rPr>
-          <w:b w:val="0"/>
-          <w:sz w:val="22"/>
-        </w:rPr>
-        <w:t>(d) Colostrum</w:t>
+        <w:t xml:space="preserve">Question: A 4-year-old child with measles has developed a cough and fast breathing. The nurse should assess for:</w:t>
       </w:r>
     </w:p>
     <w:p>
-      <w:pPr>
-        <w:spacing w:after="0" w:before="40"/>
-      </w:pPr>
       <w:r>
-        <w:rPr>
-          <w:b/>
-          <w:sz w:val="22"/>
-        </w:rPr>
-        <w:t>Answer: d</w:t>
+        <w:t xml:space="preserve">(a) Pneumonia, a common complication of measles</w:t>
       </w:r>
     </w:p>
     <w:p>
-      <w:pPr>
-        <w:spacing w:after="0" w:before="0"/>
-      </w:pPr>
       <w:r>
-        <w:rPr>
-          <w:b w:val="0"/>
-          <w:sz w:val="21"/>
-        </w:rPr>
-        <w:t>Solution: Colostrum, secreted in the first few days, is rich in immunoglobulins (IgA) and protects the newborn.</w:t>
+        <w:t xml:space="preserve">(b) Normal recovery</w:t>
       </w:r>
     </w:p>
     <w:p>
-      <w:pPr>
-        <w:spacing w:after="0" w:before="0"/>
-      </w:pPr>
       <w:r>
-        <w:rPr>
-          <w:b w:val="0"/>
-          <w:sz w:val="20"/>
-        </w:rPr>
-        <w:t>Positive Marks: 1</w:t>
+        <w:t xml:space="preserve">(c) Teething</w:t>
       </w:r>
     </w:p>
     <w:p>
-      <w:pPr>
-        <w:spacing w:after="160" w:before="0"/>
-      </w:pPr>
       <w:r>
-        <w:rPr>
-          <w:b w:val="0"/>
-          <w:sz w:val="20"/>
-        </w:rPr>
-        <w:t>Negative Marks: 0.25</w:t>
+        <w:t xml:space="preserve">(d) Allergy</w:t>
       </w:r>
     </w:p>
     <w:p>
-      <w:pPr>
-        <w:spacing w:after="20" w:before="120"/>
-      </w:pPr>
       <w:r>
-        <w:rPr>
-          <w:b/>
-          <w:sz w:val="22"/>
-        </w:rPr>
-        <w:t>Question: In modern childhood immunization, one component of the DPT vaccine has been removed due to a high occurrence of side effects. Which component is it?</w:t>
+        <w:t xml:space="preserve">Answer: a</w:t>
       </w:r>
     </w:p>
     <w:p>
-      <w:pPr>
-        <w:spacing w:after="0" w:before="0"/>
-      </w:pPr>
       <w:r>
-        <w:rPr>
-          <w:b w:val="0"/>
-          <w:sz w:val="22"/>
-        </w:rPr>
-        <w:t>(a) Tetanus</w:t>
+        <w:t xml:space="preserve">Solution: Measles commonly causes pneumonia — the nurse assesses respiratory rate, chest indrawing, and danger signs, and refers for treatment. Vitamin A supplementation and immunization prevent complications.</w:t>
       </w:r>
     </w:p>
     <w:p>
-      <w:pPr>
-        <w:spacing w:after="0" w:before="0"/>
-      </w:pPr>
       <w:r>
-        <w:rPr>
-          <w:b w:val="0"/>
-          <w:sz w:val="22"/>
-        </w:rPr>
-        <w:t>(b) Diphtheria</w:t>
+        <w:t xml:space="preserve">Positive Marks: 1</w:t>
       </w:r>
     </w:p>
     <w:p>
-      <w:pPr>
-        <w:spacing w:after="0" w:before="0"/>
-      </w:pPr>
       <w:r>
-        <w:rPr>
-          <w:b w:val="0"/>
-          <w:sz w:val="22"/>
-        </w:rPr>
-        <w:t>(c) Pertussis</w:t>
+        <w:t xml:space="preserve">Negative Marks: 0.25</w:t>
       </w:r>
     </w:p>
     <w:p>
-      <w:pPr>
-        <w:spacing w:after="0" w:before="0"/>
-      </w:pPr>
       <w:r>
-        <w:rPr>
-          <w:b w:val="0"/>
-          <w:sz w:val="22"/>
-        </w:rPr>
-        <w:t>(d) All of the above</w:t>
+        <w:t xml:space="preserve"/>
       </w:r>
     </w:p>
     <w:p>
-      <w:pPr>
-        <w:spacing w:after="0" w:before="40"/>
-      </w:pPr>
       <w:r>
-        <w:rPr>
-          <w:b/>
-          <w:sz w:val="22"/>
-        </w:rPr>
-        <w:t>Answer: c</w:t>
+        <w:t xml:space="preserve">Question: A patient with major depressive disorder expresses feelings of worthlessness. The nurse should:</w:t>
       </w:r>
     </w:p>
     <w:p>
-      <w:pPr>
-        <w:spacing w:after="0" w:before="0"/>
-      </w:pPr>
       <w:r>
-        <w:rPr>
-          <w:b w:val="0"/>
-          <w:sz w:val="21"/>
-        </w:rPr>
-        <w:t>Solution: In modern childhood immunization, the component of the DPT vaccine that has been removed due to a high occurrence of side effects is pertussis (whooping cough). The original DPT vaccine contained three components: diphtheria toxoid, tetanus toxoid, and whole-cell pertussis vaccine. However, due to concerns about side effects associated with the whole-cell pertussis vaccine, an acellular pertussis vaccine was developed. The acellular pertussis vaccine contains purified components of the pertussis bacterium, which significantly reduces the risk of side effects while still providing protection against whooping cough. This change in the vaccine formulation has contributed to improved safety and acceptability of the DPT vaccine.</w:t>
+        <w:t xml:space="preserve">(a) Acknowledge the feelings and gently challenge negative thoughts with evidence</w:t>
       </w:r>
     </w:p>
     <w:p>
-      <w:pPr>
-        <w:spacing w:after="0" w:before="0"/>
-      </w:pPr>
       <w:r>
-        <w:rPr>
-          <w:b w:val="0"/>
-          <w:sz w:val="20"/>
-        </w:rPr>
-        <w:t>Positive Marks: 1</w:t>
+        <w:t xml:space="preserve">(b) Agree with the patient</w:t>
       </w:r>
     </w:p>
     <w:p>
-      <w:pPr>
-        <w:spacing w:after="160" w:before="0"/>
-      </w:pPr>
       <w:r>
-        <w:rPr>
-          <w:b w:val="0"/>
-          <w:sz w:val="20"/>
-        </w:rPr>
-        <w:t>Negative Marks: 0.25</w:t>
+        <w:t xml:space="preserve">(c) Dismiss the feelings</w:t>
       </w:r>
     </w:p>
     <w:p>
-      <w:pPr>
-        <w:spacing w:after="20" w:before="120"/>
-      </w:pPr>
       <w:r>
-        <w:rPr>
-          <w:b/>
-          <w:sz w:val="22"/>
-        </w:rPr>
-        <w:t>Question: What is the contraindication of the Covishield vaccine?</w:t>
+        <w:t xml:space="preserve">(d) Avoid the patient</w:t>
       </w:r>
     </w:p>
     <w:p>
-      <w:pPr>
-        <w:spacing w:after="0" w:before="0"/>
-      </w:pPr>
       <w:r>
-        <w:rPr>
-          <w:b w:val="0"/>
-          <w:sz w:val="22"/>
-        </w:rPr>
-        <w:t>(a) Allergy of 1st dose of</w:t>
+        <w:t xml:space="preserve">Answer: a</w:t>
       </w:r>
     </w:p>
     <w:p>
-      <w:pPr>
-        <w:spacing w:after="0" w:before="0"/>
-      </w:pPr>
       <w:r>
-        <w:rPr>
-          <w:b w:val="0"/>
-          <w:sz w:val="22"/>
-        </w:rPr>
-        <w:t>(b) Pollen allergy</w:t>
+        <w:t xml:space="preserve">Solution: The nurse validates the patient's feelings and uses cognitive techniques — gently examining the evidence for negative beliefs. Hope, structure, and treatment adherence are reinforced.</w:t>
       </w:r>
     </w:p>
     <w:p>
-      <w:pPr>
-        <w:spacing w:after="0" w:before="0"/>
-      </w:pPr>
       <w:r>
-        <w:rPr>
-          <w:b w:val="0"/>
-          <w:sz w:val="22"/>
-        </w:rPr>
-        <w:t>(c) Foreign body allergy</w:t>
+        <w:t xml:space="preserve">Positive Marks: 1</w:t>
       </w:r>
     </w:p>
     <w:p>
-      <w:pPr>
-        <w:spacing w:after="0" w:before="0"/>
-      </w:pPr>
       <w:r>
-        <w:rPr>
-          <w:b w:val="0"/>
-          <w:sz w:val="22"/>
-        </w:rPr>
-        <w:t>(d) HTN</w:t>
+        <w:t xml:space="preserve">Negative Marks: 0.25</w:t>
       </w:r>
     </w:p>
     <w:p>
-      <w:pPr>
-        <w:spacing w:after="0" w:before="40"/>
-      </w:pPr>
       <w:r>
-        <w:rPr>
-          <w:b/>
-          <w:sz w:val="22"/>
-        </w:rPr>
-        <w:t>Answer: a</w:t>
+        <w:t xml:space="preserve"/>
       </w:r>
     </w:p>
     <w:p>
-      <w:pPr>
-        <w:spacing w:after="0" w:before="0"/>
-      </w:pPr>
       <w:r>
-        <w:rPr>
-          <w:b w:val="0"/>
-          <w:sz w:val="21"/>
-        </w:rPr>
-        <w:t>Solution: The contraindication of the Covishield vaccine is allergy to the first dose (option a). Covishield is a COVID-19 vaccine developed by AstraZeneca in collaboration with the University of Oxford. It is based on the adenovirus vector technology and provides protection against the SARS-CoV-2 virus. However, like any vaccine, Covishield has contraindications and precautions. Allergy to the first dose of Covishield is a contraindication, indicating that individuals who have experienced a severe allergic reaction or anaphylaxis to the initial dose should not receive subsequent doses of the vaccine. It is important to follow the specific guidelines and recommendations provided by health authorities regarding vaccine contraindications.</w:t>
+        <w:t xml:space="preserve">Question: The "Pradhan Mantri Bhartiya Janaushadhi Kendra" was launched to provide:</w:t>
       </w:r>
     </w:p>
     <w:p>
-      <w:pPr>
-        <w:spacing w:after="0" w:before="0"/>
-      </w:pPr>
       <w:r>
-        <w:rPr>
-          <w:b w:val="0"/>
-          <w:sz w:val="20"/>
-        </w:rPr>
-        <w:t>Positive Marks: 1</w:t>
+        <w:t xml:space="preserve">(a) Affordable generic medicines to all citizens</w:t>
       </w:r>
     </w:p>
     <w:p>
-      <w:pPr>
-        <w:spacing w:after="160" w:before="0"/>
-      </w:pPr>
       <w:r>
-        <w:rPr>
-          <w:b w:val="0"/>
-          <w:sz w:val="20"/>
-        </w:rPr>
-        <w:t>Negative Marks: 0.25</w:t>
+        <w:t xml:space="preserve">(b) Free branded medicines</w:t>
       </w:r>
     </w:p>
     <w:p>
-      <w:pPr>
-        <w:spacing w:after="20" w:before="120"/>
-      </w:pPr>
       <w:r>
-        <w:rPr>
-          <w:b/>
-          <w:sz w:val="22"/>
-        </w:rPr>
-        <w:t>Question: A client taking digoxin reports nausea, vomiting and seeing yellow-green halos around lights. What should the nurse do FIRST?</w:t>
+        <w:t xml:space="preserve">(c) Imported medicines only</w:t>
       </w:r>
     </w:p>
     <w:p>
-      <w:pPr>
-        <w:spacing w:after="0" w:before="0"/>
-      </w:pPr>
       <w:r>
-        <w:rPr>
-          <w:b w:val="0"/>
-          <w:sz w:val="22"/>
-        </w:rPr>
-        <w:t>(a) Check the digoxin level and give the dose</w:t>
+        <w:t xml:space="preserve">(d) Cosmetic products</w:t>
       </w:r>
     </w:p>
     <w:p>
-      <w:pPr>
-        <w:spacing w:after="0" w:before="0"/>
-      </w:pPr>
       <w:r>
-        <w:rPr>
-          <w:b w:val="0"/>
-          <w:sz w:val="22"/>
-        </w:rPr>
-        <w:t>(b) Hold the digoxin and notify the health care provider</w:t>
+        <w:t xml:space="preserve">Answer: a</w:t>
       </w:r>
     </w:p>
     <w:p>
-      <w:pPr>
-        <w:spacing w:after="0" w:before="0"/>
-      </w:pPr>
       <w:r>
-        <w:rPr>
-          <w:b w:val="0"/>
-          <w:sz w:val="22"/>
-        </w:rPr>
-        <w:t>(c) Give the digoxin with food</w:t>
+        <w:t xml:space="preserve">Solution: PMBJP provides affordable, quality generic medicines through Jan Aushadhi Kendras — reducing out-of-pocket health expenditure.</w:t>
       </w:r>
     </w:p>
     <w:p>
-      <w:pPr>
-        <w:spacing w:after="0" w:before="0"/>
-      </w:pPr>
       <w:r>
-        <w:rPr>
-          <w:b w:val="0"/>
-          <w:sz w:val="22"/>
-        </w:rPr>
-        <w:t>(d) Document the findings as expected side effects</w:t>
+        <w:t xml:space="preserve">Positive Marks: 1</w:t>
       </w:r>
     </w:p>
     <w:p>
-      <w:pPr>
-        <w:spacing w:after="0" w:before="40"/>
-      </w:pPr>
       <w:r>
-        <w:rPr>
-          <w:b/>
-          <w:sz w:val="22"/>
-        </w:rPr>
-        <w:t>Answer: b</w:t>
+        <w:t xml:space="preserve">Negative Marks: 0.25</w:t>
       </w:r>
     </w:p>
     <w:p>
-      <w:pPr>
-        <w:spacing w:after="0" w:before="0"/>
-      </w:pPr>
       <w:r>
-        <w:rPr>
-          <w:b w:val="0"/>
-          <w:sz w:val="21"/>
-        </w:rPr>
-        <w:t>Solution: Nausea, vomiting and visual halos are classic digoxin toxicity; the drug is withheld and the provider notified (digoxin level and potassium are then checked).</w:t>
+        <w:t xml:space="preserve"/>
       </w:r>
     </w:p>
     <w:p>
-      <w:pPr>
-        <w:spacing w:after="0" w:before="0"/>
-      </w:pPr>
       <w:r>
-        <w:rPr>
-          <w:b w:val="0"/>
-          <w:sz w:val="20"/>
-        </w:rPr>
-        <w:t>Positive Marks: 1</w:t>
+        <w:t xml:space="preserve">Question: The nurse is to give 0.125 g of a medication. The vial contains 50 mg/mL. The volume to give is:</w:t>
       </w:r>
     </w:p>
     <w:p>
-      <w:pPr>
-        <w:spacing w:after="160" w:before="0"/>
-      </w:pPr>
       <w:r>
-        <w:rPr>
-          <w:b w:val="0"/>
-          <w:sz w:val="20"/>
-        </w:rPr>
-        <w:t>Negative Marks: 0.25</w:t>
+        <w:t xml:space="preserve">(a) 1.5 mL</w:t>
       </w:r>
     </w:p>
     <w:p>
-      <w:pPr>
-        <w:spacing w:after="20" w:before="120"/>
-      </w:pPr>
       <w:r>
-        <w:rPr>
-          <w:b/>
-          <w:sz w:val="22"/>
-        </w:rPr>
-        <w:t>Question: A nurse is going to start the peritoneal dialysis. Which is a first priority action of the nurse?</w:t>
+        <w:t xml:space="preserve">(b) 2 mL</w:t>
       </w:r>
     </w:p>
     <w:p>
-      <w:pPr>
-        <w:spacing w:after="0" w:before="0"/>
-      </w:pPr>
       <w:r>
-        <w:rPr>
-          <w:b w:val="0"/>
-          <w:sz w:val="22"/>
-        </w:rPr>
-        <w:t>(a) Place the client in left side lying position</w:t>
+        <w:t xml:space="preserve">(c) 2.5 mL</w:t>
       </w:r>
     </w:p>
     <w:p>
-      <w:pPr>
-        <w:spacing w:after="0" w:before="0"/>
-      </w:pPr>
       <w:r>
-        <w:rPr>
-          <w:b w:val="0"/>
-          <w:sz w:val="22"/>
-        </w:rPr>
-        <w:t>(b) Auscultate and palpate for bruit and thrill</w:t>
+        <w:t xml:space="preserve">(d) 3 mL</w:t>
       </w:r>
     </w:p>
     <w:p>
-      <w:pPr>
-        <w:spacing w:after="0" w:before="0"/>
-      </w:pPr>
       <w:r>
-        <w:rPr>
-          <w:b w:val="0"/>
-          <w:sz w:val="22"/>
-        </w:rPr>
-        <w:t>(c) Warm the dialysate solution</w:t>
+        <w:t xml:space="preserve">Answer: c</w:t>
       </w:r>
     </w:p>
     <w:p>
-      <w:pPr>
-        <w:spacing w:after="0" w:before="0"/>
-      </w:pPr>
       <w:r>
-        <w:rPr>
-          <w:b w:val="0"/>
-          <w:sz w:val="22"/>
-        </w:rPr>
-        <w:t>(d) Apply Foley`s catheter</w:t>
+        <w:t xml:space="preserve">Solution: 0.125 g = 125 mg. Volume = 125 ÷ 50 = 2.5 mL.</w:t>
       </w:r>
     </w:p>
     <w:p>
-      <w:pPr>
-        <w:spacing w:after="0" w:before="40"/>
-      </w:pPr>
       <w:r>
-        <w:rPr>
-          <w:b/>
-          <w:sz w:val="22"/>
-        </w:rPr>
-        <w:t>Answer: c</w:t>
+        <w:t xml:space="preserve">Positive Marks: 1</w:t>
       </w:r>
     </w:p>
     <w:p>
-      <w:pPr>
-        <w:spacing w:after="0" w:before="0"/>
-      </w:pPr>
       <w:r>
-        <w:rPr>
-          <w:b w:val="0"/>
-          <w:sz w:val="21"/>
-        </w:rPr>
-        <w:t>Solution: The peritoneal cavity is very sensitive to temperature, and using cold dialysate can cause discomfort and pain during the procedure. Warming the dialysate to body temperature (around 37°C or 98.6°F) before use helps to prevent this discomfort and improve the effectiveness of the dialysis. In addition, warming the dialysate can help to increase the flow of fluid into and out of the peritoneal cavity, which can improve the efficiency of the dialysis process.</w:t>
+        <w:t xml:space="preserve">Negative Marks: 0.25</w:t>
       </w:r>
     </w:p>
     <w:p>
-      <w:pPr>
-        <w:spacing w:after="0" w:before="0"/>
-      </w:pPr>
       <w:r>
-        <w:rPr>
-          <w:b w:val="0"/>
-          <w:sz w:val="20"/>
-        </w:rPr>
-        <w:t>Positive Marks: 1</w:t>
+        <w:t xml:space="preserve"/>
       </w:r>
     </w:p>
     <w:p>
-      <w:pPr>
-        <w:spacing w:after="160" w:before="0"/>
-      </w:pPr>
       <w:r>
-        <w:rPr>
-          <w:b w:val="0"/>
-          <w:sz w:val="20"/>
-        </w:rPr>
-        <w:t>Negative Marks: 0.25</w:t>
+        <w:t xml:space="preserve">Question: The normal adult blood pressure is defined as:</w:t>
+      </w:r>
+    </w:p>
+    <w:p>
+      <w:r>
+        <w:t xml:space="preserve">(a) Less than 120/80 mmHg</w:t>
+      </w:r>
+    </w:p>
+    <w:p>
+      <w:r>
+        <w:t xml:space="preserve">(b) 140/90 mmHg</w:t>
+      </w:r>
+    </w:p>
+    <w:p>
+      <w:r>
+        <w:t xml:space="preserve">(c) 160/100 mmHg</w:t>
+      </w:r>
+    </w:p>
+    <w:p>
+      <w:r>
+        <w:t xml:space="preserve">(d) 180/110 mmHg</w:t>
+      </w:r>
+    </w:p>
+    <w:p>
+      <w:r>
+        <w:t xml:space="preserve">Answer: a</w:t>
+      </w:r>
+    </w:p>
+    <w:p>
+      <w:r>
+        <w:t xml:space="preserve">Solution: Normal BP is &lt;120/80 mmHg. Elevated is 120–129/&lt;80; stage 1 HTN 130–139/80–89; stage 2 ≥140/90. The nurse measures BP correctly for accurate readings.</w:t>
+      </w:r>
+    </w:p>
+    <w:p>
+      <w:r>
+        <w:t xml:space="preserve">Positive Marks: 1</w:t>
+      </w:r>
+    </w:p>
+    <w:p>
+      <w:r>
+        <w:t xml:space="preserve">Negative Marks: 0.25</w:t>
+      </w:r>
+    </w:p>
+    <w:p>
+      <w:r>
+        <w:t xml:space="preserve"/>
+      </w:r>
+    </w:p>
+    <w:p>
+      <w:r>
+        <w:t xml:space="preserve">Question: A patient with a burn injury to the lower limbs is being assessed. Using the rule of nines, both lower limbs together represent:</w:t>
+      </w:r>
+    </w:p>
+    <w:p>
+      <w:r>
+        <w:t xml:space="preserve">(a) 36% TBSA</w:t>
+      </w:r>
+    </w:p>
+    <w:p>
+      <w:r>
+        <w:t xml:space="preserve">(b) 18% TBSA</w:t>
+      </w:r>
+    </w:p>
+    <w:p>
+      <w:r>
+        <w:t xml:space="preserve">(c) 27% TBSA</w:t>
+      </w:r>
+    </w:p>
+    <w:p>
+      <w:r>
+        <w:t xml:space="preserve">(d) 45% TBSA</w:t>
+      </w:r>
+    </w:p>
+    <w:p>
+      <w:r>
+        <w:t xml:space="preserve">Answer: a</w:t>
+      </w:r>
+    </w:p>
+    <w:p>
+      <w:r>
+        <w:t xml:space="preserve">Solution: Each lower limb is 18% — both together are 36% TBSA. The rule of nines estimates burn extent to guide fluid resuscitation (Parkland formula).</w:t>
+      </w:r>
+    </w:p>
+    <w:p>
+      <w:r>
+        <w:t xml:space="preserve">Positive Marks: 1</w:t>
+      </w:r>
+    </w:p>
+    <w:p>
+      <w:r>
+        <w:t xml:space="preserve">Negative Marks: 0.25</w:t>
       </w:r>
     </w:p>
     <w:sectPr>
       <w:pgSz w:w="12240" w:h="15840"/>
-      <w:pgMar w:top="864" w:right="1008" w:bottom="864" w:left="1008" w:header="720" w:footer="720" w:gutter="0"/>
+      <w:pgMar w:top="1440" w:right="1800" w:bottom="1440" w:left="1800" w:header="720" w:footer="720" w:gutter="0"/>
       <w:cols w:space="720"/>
       <w:docGrid w:linePitch="360"/>
     </w:sectPr>
@@ -2535,10 +1365,6 @@
     <w:name w:val="Normal"/>
     <w:qFormat/>
     <w:rsid w:val="00FC693F"/>
-    <w:rPr>
-      <w:rFonts w:ascii="Calibri" w:hAnsi="Calibri"/>
-      <w:sz w:val="22"/>
-    </w:rPr>
   </w:style>
   <w:style w:type="paragraph" w:styleId="Header">
     <w:name w:val="header"/>
